--- a/Guia_Merchan_GPS.docx
+++ b/Guia_Merchan_GPS.docx
@@ -147,7 +147,68 @@
         <w:pStyle w:val="Heading1"/>
       </w:pPr>
       <w:r>
-        <w:t>4. Solución de problemas</w:t>
+        <w:t>4. Registrar los PDV que visitás</w:t>
+      </w:r>
+    </w:p>
+    <w:p>
+      <w:r>
+        <w:t>Además del GPS, podés marcar cada punto de venta que visitás en el día. Eso le permite a tu coordinador ver tu lista de visitas por día.</w:t>
+      </w:r>
+    </w:p>
+    <w:p>
+      <w:pPr>
+        <w:pStyle w:val="ListBullet"/>
+      </w:pPr>
+      <w:r>
+        <w:t>Tocá el botón azul “Registrar PDV visitado”.</w:t>
+      </w:r>
+    </w:p>
+    <w:p>
+      <w:pPr>
+        <w:pStyle w:val="ListBullet"/>
+      </w:pPr>
+      <w:r>
+        <w:t>En el buscador escribí el nombre del cliente, su número, la calle o la ruta.</w:t>
+      </w:r>
+    </w:p>
+    <w:p>
+      <w:pPr>
+        <w:pStyle w:val="ListBullet"/>
+      </w:pPr>
+      <w:r>
+        <w:t>Tocá el cliente en la lista para marcarlo como visitado (aparece con un ✓).</w:t>
+      </w:r>
+    </w:p>
+    <w:p>
+      <w:pPr>
+        <w:pStyle w:val="ListBullet"/>
+      </w:pPr>
+      <w:r>
+        <w:t>Tocando un cliente ya marcado lo volvés a desmarcar.</w:t>
+      </w:r>
+    </w:p>
+    <w:p>
+      <w:pPr>
+        <w:pStyle w:val="ListBullet"/>
+      </w:pPr>
+      <w:r>
+        <w:t>Abajo ves la lista de los que ya registraste hoy.</w:t>
+      </w:r>
+    </w:p>
+    <w:p>
+      <w:pPr>
+        <w:pStyle w:val="ListBullet"/>
+      </w:pPr>
+      <w:r>
+        <w:t>Cerrá la ventana con el botón “Cerrar” y seguí trabajando.</w:t>
+      </w:r>
+    </w:p>
+    <w:p>
+      <w:pPr>
+        <w:pStyle w:val="Heading1"/>
+      </w:pPr>
+      <w:r>
+        <w:t>5. Solución de problemas</w:t>
       </w:r>
     </w:p>
     <w:p>
@@ -204,6 +265,20 @@
       </w:r>
       <w:r>
         <w:t>La app necesita conexión para enviar la posición. Sin datos o WiFi no se registra el recorrido.</w:t>
+      </w:r>
+    </w:p>
+    <w:p>
+      <w:pPr>
+        <w:pStyle w:val="ListBullet"/>
+      </w:pPr>
+      <w:r>
+        <w:rPr>
+          <w:b/>
+        </w:rPr>
+        <w:t xml:space="preserve">No encuentro un cliente en el buscador de visitas: </w:t>
+      </w:r>
+      <w:r>
+        <w:t>Escribí el nombre o el número de cliente tal como figura en tu ruta. Probá con la calle o la ruta de venta.</w:t>
       </w:r>
     </w:p>
     <w:p>
